--- a/Proyecto finalV1.5 (1).docx
+++ b/Proyecto finalV1.5 (1).docx
@@ -1158,6 +1158,7 @@
           <w:lang w:eastAsia="es-AR"/>
         </w:rPr>
       </w:pPr>
+      <w:bookmarkStart w:id="0" w:name="_Hlk243512813"/>
       <w:r>
         <w:rPr>
           <w:rFonts w:ascii="Segoe UI" w:eastAsia="Times New Roman" w:hAnsi="Segoe UI" w:cs="Segoe UI"/>
@@ -2427,6 +2428,7 @@
         </w:tc>
       </w:tr>
     </w:tbl>
+    <w:bookmarkEnd w:id="0"/>
     <w:p>
       <w:pPr>
         <w:spacing w:before="100" w:beforeAutospacing="1" w:after="100" w:afterAutospacing="1" w:line="240" w:lineRule="auto"/>
@@ -3192,7 +3194,6 @@
         </w:rPr>
         <w:br/>
       </w:r>
-      <w:proofErr w:type="spellStart"/>
       <w:r>
         <w:rPr>
           <w:rStyle w:val="Ttulo2Car"/>
@@ -3201,7 +3202,6 @@
         </w:rPr>
         <w:t>Protoboard</w:t>
       </w:r>
-      <w:proofErr w:type="spellEnd"/>
       <w:r>
         <w:rPr>
           <w:rFonts w:ascii="Segoe UI" w:hAnsi="Segoe UI" w:cs="Segoe UI"/>
@@ -3218,7 +3218,6 @@
         </w:rPr>
         <w:t xml:space="preserve">La </w:t>
       </w:r>
-      <w:proofErr w:type="spellStart"/>
       <w:r>
         <w:rPr>
           <w:rStyle w:val="xt0psk2"/>
@@ -3231,7 +3230,6 @@
         </w:rPr>
         <w:t>protoboard</w:t>
       </w:r>
-      <w:proofErr w:type="spellEnd"/>
       <w:r>
         <w:rPr>
           <w:rFonts w:ascii="Segoe UI" w:hAnsi="Segoe UI" w:cs="Segoe UI"/>
@@ -3253,12 +3251,20 @@
           <w:lang w:val="es-ES"/>
         </w:rPr>
       </w:pPr>
+      <w:bookmarkStart w:id="1" w:name="_Hlk243512715"/>
       <w:r>
         <w:rPr>
           <w:rFonts w:ascii="Segoe UI" w:hAnsi="Segoe UI" w:cs="Segoe UI"/>
           <w:lang w:val="es-ES"/>
         </w:rPr>
-        <w:t>Funcionamiento</w:t>
+        <w:t>Configuración y f</w:t>
+      </w:r>
+      <w:r>
+        <w:rPr>
+          <w:rFonts w:ascii="Segoe UI" w:hAnsi="Segoe UI" w:cs="Segoe UI"/>
+          <w:lang w:val="es-ES"/>
+        </w:rPr>
+        <w:t>uncionamiento</w:t>
       </w:r>
     </w:p>
     <w:p>
@@ -3851,6 +3857,7 @@
         <w:t>GND y una salida analógica, así que se conecta de manera similar, solo que conectamos el primer potenciómetro en el analógico 2 y el segundo en el analógico 3.</w:t>
       </w:r>
     </w:p>
+    <w:bookmarkEnd w:id="1"/>
     <w:p>
       <w:pPr>
         <w:spacing w:after="0" w:line="240" w:lineRule="auto"/>
@@ -3948,7 +3955,27 @@
         <w:rPr>
           <w:lang w:val="es-ES"/>
         </w:rPr>
-        <w:t xml:space="preserve">//incluye </w:t>
+        <w:t>//inclu</w:t>
+      </w:r>
+      <w:r>
+        <w:rPr>
+          <w:lang w:val="es-ES"/>
+        </w:rPr>
+        <w:t>imos la biblioteca “</w:t>
+      </w:r>
+      <w:proofErr w:type="spellStart"/>
+      <w:r>
+        <w:rPr>
+          <w:lang w:val="es-ES"/>
+        </w:rPr>
+        <w:t>joystick.h</w:t>
+      </w:r>
+      <w:proofErr w:type="spellEnd"/>
+      <w:r>
+        <w:rPr>
+          <w:lang w:val="es-ES"/>
+        </w:rPr>
+        <w:t>”</w:t>
       </w:r>
     </w:p>
     <w:p>
@@ -4000,6 +4027,20 @@
           <w:lang w:val="es-ES"/>
         </w:rPr>
       </w:pPr>
+      <w:r>
+        <w:rPr>
+          <w:lang w:val="es-ES"/>
+        </w:rPr>
+        <w:t>//definimos las variables como constantes y enteros, luego le asignamos el nombre y le definimos de donde debe de sacar los datos</w:t>
+      </w:r>
+    </w:p>
+    <w:p>
+      <w:pPr>
+        <w:spacing w:after="0" w:line="240" w:lineRule="auto"/>
+        <w:rPr>
+          <w:lang w:val="es-ES"/>
+        </w:rPr>
+      </w:pPr>
       <w:proofErr w:type="spellStart"/>
       <w:r>
         <w:rPr>
@@ -4282,32 +4323,59 @@
       </w:pPr>
     </w:p>
     <w:p>
-      <w:pPr>
-        <w:spacing w:after="0" w:line="240" w:lineRule="auto"/>
-        <w:rPr>
-          <w:lang w:val="es-ES"/>
-        </w:rPr>
-      </w:pPr>
-      <w:r>
-        <w:rPr>
-          <w:lang w:val="es-ES"/>
-        </w:rPr>
-        <w:t>// Configuración del joystick USB</w:t>
-      </w:r>
-    </w:p>
-    <w:p>
-      <w:pPr>
-        <w:spacing w:after="0" w:line="240" w:lineRule="auto"/>
-        <w:rPr>
-          <w:lang w:val="es-ES"/>
-        </w:rPr>
-      </w:pPr>
-      <w:r>
-        <w:rPr>
-          <w:lang w:val="es-ES"/>
-        </w:rPr>
-        <w:t>Joystick_ Joystick(</w:t>
-      </w:r>
+      <w:r>
+        <w:rPr>
+          <w:lang w:val="es-ES"/>
+        </w:rPr>
+        <w:t xml:space="preserve">// </w:t>
+      </w:r>
+      <w:r>
+        <w:t>Se crea el objeto Joystick, que permite comunicar los</w:t>
+      </w:r>
+      <w:r>
+        <w:t xml:space="preserve"> </w:t>
+      </w:r>
+      <w:r>
+        <w:t>controles del dispositivo a la computadora</w:t>
+      </w:r>
+      <w:r>
+        <w:t xml:space="preserve"> a través del </w:t>
+      </w:r>
+      <w:proofErr w:type="spellStart"/>
+      <w:r>
+        <w:t>usb</w:t>
+      </w:r>
+      <w:proofErr w:type="spellEnd"/>
+    </w:p>
+    <w:p>
+      <w:pPr>
+        <w:spacing w:after="0" w:line="240" w:lineRule="auto"/>
+        <w:rPr>
+          <w:lang w:val="es-ES"/>
+        </w:rPr>
+      </w:pPr>
+    </w:p>
+    <w:p>
+      <w:pPr>
+        <w:spacing w:after="0" w:line="240" w:lineRule="auto"/>
+        <w:rPr>
+          <w:lang w:val="es-ES"/>
+        </w:rPr>
+      </w:pPr>
+      <w:r>
+        <w:rPr>
+          <w:lang w:val="es-ES"/>
+        </w:rPr>
+        <w:t xml:space="preserve">Joystick_ </w:t>
+      </w:r>
+      <w:proofErr w:type="gramStart"/>
+      <w:r>
+        <w:rPr>
+          <w:lang w:val="es-ES"/>
+        </w:rPr>
+        <w:t>Joystick(</w:t>
+      </w:r>
+      <w:proofErr w:type="gramEnd"/>
     </w:p>
     <w:p>
       <w:pPr>
@@ -4362,133 +4430,273 @@
         <w:rPr>
           <w:lang w:val="es-ES"/>
         </w:rPr>
-        <w:t xml:space="preserve">  true,   // Eje X</w:t>
-      </w:r>
-    </w:p>
-    <w:p>
-      <w:pPr>
-        <w:spacing w:after="0" w:line="240" w:lineRule="auto"/>
-        <w:rPr>
-          <w:lang w:val="es-ES"/>
-        </w:rPr>
-      </w:pPr>
-      <w:r>
-        <w:rPr>
-          <w:lang w:val="es-ES"/>
-        </w:rPr>
-        <w:t xml:space="preserve">  true,   // Eje Y</w:t>
-      </w:r>
-    </w:p>
-    <w:p>
-      <w:pPr>
-        <w:spacing w:after="0" w:line="240" w:lineRule="auto"/>
-        <w:rPr>
-          <w:lang w:val="es-ES"/>
-        </w:rPr>
-      </w:pPr>
-      <w:r>
-        <w:rPr>
-          <w:lang w:val="es-ES"/>
-        </w:rPr>
-        <w:t xml:space="preserve">  true,   // Eje Z</w:t>
-      </w:r>
-    </w:p>
-    <w:p>
-      <w:pPr>
-        <w:spacing w:after="0" w:line="240" w:lineRule="auto"/>
-        <w:rPr>
-          <w:lang w:val="es-ES"/>
-        </w:rPr>
-      </w:pPr>
-      <w:r>
-        <w:rPr>
-          <w:lang w:val="es-ES"/>
-        </w:rPr>
-        <w:t xml:space="preserve">  false,  // Rotación X</w:t>
-      </w:r>
-    </w:p>
-    <w:p>
-      <w:pPr>
-        <w:spacing w:after="0" w:line="240" w:lineRule="auto"/>
-        <w:rPr>
-          <w:lang w:val="es-ES"/>
-        </w:rPr>
-      </w:pPr>
-      <w:r>
-        <w:rPr>
-          <w:lang w:val="es-ES"/>
-        </w:rPr>
-        <w:t xml:space="preserve">  false,  // Rotación Y</w:t>
-      </w:r>
-    </w:p>
-    <w:p>
-      <w:pPr>
-        <w:spacing w:after="0" w:line="240" w:lineRule="auto"/>
-        <w:rPr>
-          <w:lang w:val="es-ES"/>
-        </w:rPr>
-      </w:pPr>
-      <w:r>
-        <w:rPr>
-          <w:lang w:val="es-ES"/>
-        </w:rPr>
-        <w:t xml:space="preserve">  false,  // Rotación Z</w:t>
-      </w:r>
-    </w:p>
-    <w:p>
-      <w:pPr>
-        <w:spacing w:after="0" w:line="240" w:lineRule="auto"/>
-        <w:rPr>
-          <w:lang w:val="es-ES"/>
-        </w:rPr>
-      </w:pPr>
-      <w:r>
-        <w:rPr>
-          <w:lang w:val="es-ES"/>
-        </w:rPr>
-        <w:t xml:space="preserve">  false,  // Rudder</w:t>
-      </w:r>
-    </w:p>
-    <w:p>
-      <w:pPr>
-        <w:spacing w:after="0" w:line="240" w:lineRule="auto"/>
-        <w:rPr>
-          <w:lang w:val="es-ES"/>
-        </w:rPr>
-      </w:pPr>
-      <w:r>
-        <w:rPr>
-          <w:lang w:val="es-ES"/>
-        </w:rPr>
-        <w:t xml:space="preserve">  true,   // Acelerador</w:t>
-      </w:r>
-    </w:p>
-    <w:p>
-      <w:pPr>
-        <w:spacing w:after="0" w:line="240" w:lineRule="auto"/>
-        <w:rPr>
-          <w:lang w:val="es-ES"/>
-        </w:rPr>
-      </w:pPr>
-      <w:r>
-        <w:rPr>
-          <w:lang w:val="es-ES"/>
-        </w:rPr>
-        <w:t xml:space="preserve">  false,  // Accelerator</w:t>
-      </w:r>
-    </w:p>
-    <w:p>
-      <w:pPr>
-        <w:spacing w:after="0" w:line="240" w:lineRule="auto"/>
-        <w:rPr>
-          <w:lang w:val="es-ES"/>
-        </w:rPr>
-      </w:pPr>
-      <w:r>
-        <w:rPr>
-          <w:lang w:val="es-ES"/>
-        </w:rPr>
-        <w:t xml:space="preserve">  false,  // Brake</w:t>
+        <w:t xml:space="preserve">  </w:t>
+      </w:r>
+      <w:proofErr w:type="gramStart"/>
+      <w:r>
+        <w:rPr>
+          <w:lang w:val="es-ES"/>
+        </w:rPr>
+        <w:t xml:space="preserve">true,   </w:t>
+      </w:r>
+      <w:proofErr w:type="gramEnd"/>
+      <w:r>
+        <w:rPr>
+          <w:lang w:val="es-ES"/>
+        </w:rPr>
+        <w:t>// Eje X</w:t>
+      </w:r>
+    </w:p>
+    <w:p>
+      <w:pPr>
+        <w:spacing w:after="0" w:line="240" w:lineRule="auto"/>
+        <w:rPr>
+          <w:lang w:val="es-ES"/>
+        </w:rPr>
+      </w:pPr>
+      <w:r>
+        <w:rPr>
+          <w:lang w:val="es-ES"/>
+        </w:rPr>
+        <w:t xml:space="preserve">  </w:t>
+      </w:r>
+      <w:proofErr w:type="gramStart"/>
+      <w:r>
+        <w:rPr>
+          <w:lang w:val="es-ES"/>
+        </w:rPr>
+        <w:t xml:space="preserve">true,   </w:t>
+      </w:r>
+      <w:proofErr w:type="gramEnd"/>
+      <w:r>
+        <w:rPr>
+          <w:lang w:val="es-ES"/>
+        </w:rPr>
+        <w:t>// Eje Y</w:t>
+      </w:r>
+    </w:p>
+    <w:p>
+      <w:pPr>
+        <w:spacing w:after="0" w:line="240" w:lineRule="auto"/>
+        <w:rPr>
+          <w:lang w:val="es-ES"/>
+        </w:rPr>
+      </w:pPr>
+      <w:r>
+        <w:rPr>
+          <w:lang w:val="es-ES"/>
+        </w:rPr>
+        <w:t xml:space="preserve">  </w:t>
+      </w:r>
+      <w:proofErr w:type="gramStart"/>
+      <w:r>
+        <w:rPr>
+          <w:lang w:val="es-ES"/>
+        </w:rPr>
+        <w:t xml:space="preserve">true,   </w:t>
+      </w:r>
+      <w:proofErr w:type="gramEnd"/>
+      <w:r>
+        <w:rPr>
+          <w:lang w:val="es-ES"/>
+        </w:rPr>
+        <w:t>// Eje Z</w:t>
+      </w:r>
+    </w:p>
+    <w:p>
+      <w:pPr>
+        <w:spacing w:after="0" w:line="240" w:lineRule="auto"/>
+        <w:rPr>
+          <w:lang w:val="es-ES"/>
+        </w:rPr>
+      </w:pPr>
+      <w:r>
+        <w:rPr>
+          <w:lang w:val="es-ES"/>
+        </w:rPr>
+        <w:t xml:space="preserve">  </w:t>
+      </w:r>
+      <w:proofErr w:type="gramStart"/>
+      <w:r>
+        <w:rPr>
+          <w:lang w:val="es-ES"/>
+        </w:rPr>
+        <w:t>false,  /</w:t>
+      </w:r>
+      <w:proofErr w:type="gramEnd"/>
+      <w:r>
+        <w:rPr>
+          <w:lang w:val="es-ES"/>
+        </w:rPr>
+        <w:t>/ Rotación X</w:t>
+      </w:r>
+    </w:p>
+    <w:p>
+      <w:pPr>
+        <w:spacing w:after="0" w:line="240" w:lineRule="auto"/>
+        <w:rPr>
+          <w:lang w:val="es-ES"/>
+        </w:rPr>
+      </w:pPr>
+      <w:r>
+        <w:rPr>
+          <w:lang w:val="es-ES"/>
+        </w:rPr>
+        <w:t xml:space="preserve">  </w:t>
+      </w:r>
+      <w:proofErr w:type="gramStart"/>
+      <w:r>
+        <w:rPr>
+          <w:lang w:val="es-ES"/>
+        </w:rPr>
+        <w:t>false,  /</w:t>
+      </w:r>
+      <w:proofErr w:type="gramEnd"/>
+      <w:r>
+        <w:rPr>
+          <w:lang w:val="es-ES"/>
+        </w:rPr>
+        <w:t>/ Rotación Y</w:t>
+      </w:r>
+    </w:p>
+    <w:p>
+      <w:pPr>
+        <w:spacing w:after="0" w:line="240" w:lineRule="auto"/>
+        <w:rPr>
+          <w:lang w:val="es-ES"/>
+        </w:rPr>
+      </w:pPr>
+      <w:r>
+        <w:rPr>
+          <w:lang w:val="es-ES"/>
+        </w:rPr>
+        <w:t xml:space="preserve">  </w:t>
+      </w:r>
+      <w:proofErr w:type="gramStart"/>
+      <w:r>
+        <w:rPr>
+          <w:lang w:val="es-ES"/>
+        </w:rPr>
+        <w:t>false,  /</w:t>
+      </w:r>
+      <w:proofErr w:type="gramEnd"/>
+      <w:r>
+        <w:rPr>
+          <w:lang w:val="es-ES"/>
+        </w:rPr>
+        <w:t>/ Rotación Z</w:t>
+      </w:r>
+    </w:p>
+    <w:p>
+      <w:pPr>
+        <w:spacing w:after="0" w:line="240" w:lineRule="auto"/>
+        <w:rPr>
+          <w:lang w:val="es-ES"/>
+        </w:rPr>
+      </w:pPr>
+      <w:r>
+        <w:rPr>
+          <w:lang w:val="es-ES"/>
+        </w:rPr>
+        <w:t xml:space="preserve">  </w:t>
+      </w:r>
+      <w:proofErr w:type="gramStart"/>
+      <w:r>
+        <w:rPr>
+          <w:lang w:val="es-ES"/>
+        </w:rPr>
+        <w:t>false,  /</w:t>
+      </w:r>
+      <w:proofErr w:type="gramEnd"/>
+      <w:r>
+        <w:rPr>
+          <w:lang w:val="es-ES"/>
+        </w:rPr>
+        <w:t>/ Rudder</w:t>
+      </w:r>
+    </w:p>
+    <w:p>
+      <w:pPr>
+        <w:spacing w:after="0" w:line="240" w:lineRule="auto"/>
+        <w:rPr>
+          <w:lang w:val="es-ES"/>
+        </w:rPr>
+      </w:pPr>
+      <w:r>
+        <w:rPr>
+          <w:lang w:val="es-ES"/>
+        </w:rPr>
+        <w:t xml:space="preserve">  </w:t>
+      </w:r>
+      <w:proofErr w:type="gramStart"/>
+      <w:r>
+        <w:rPr>
+          <w:lang w:val="es-ES"/>
+        </w:rPr>
+        <w:t xml:space="preserve">true,   </w:t>
+      </w:r>
+      <w:proofErr w:type="gramEnd"/>
+      <w:r>
+        <w:rPr>
+          <w:lang w:val="es-ES"/>
+        </w:rPr>
+        <w:t>// Acelerador</w:t>
+      </w:r>
+    </w:p>
+    <w:p>
+      <w:pPr>
+        <w:spacing w:after="0" w:line="240" w:lineRule="auto"/>
+        <w:rPr>
+          <w:lang w:val="es-ES"/>
+        </w:rPr>
+      </w:pPr>
+      <w:r>
+        <w:rPr>
+          <w:lang w:val="es-ES"/>
+        </w:rPr>
+        <w:t xml:space="preserve">  </w:t>
+      </w:r>
+      <w:proofErr w:type="gramStart"/>
+      <w:r>
+        <w:rPr>
+          <w:lang w:val="es-ES"/>
+        </w:rPr>
+        <w:t>false,  /</w:t>
+      </w:r>
+      <w:proofErr w:type="gramEnd"/>
+      <w:r>
+        <w:rPr>
+          <w:lang w:val="es-ES"/>
+        </w:rPr>
+        <w:t>/ Accelerator</w:t>
+      </w:r>
+    </w:p>
+    <w:p>
+      <w:pPr>
+        <w:spacing w:after="0" w:line="240" w:lineRule="auto"/>
+        <w:rPr>
+          <w:lang w:val="es-ES"/>
+        </w:rPr>
+      </w:pPr>
+      <w:r>
+        <w:rPr>
+          <w:lang w:val="es-ES"/>
+        </w:rPr>
+        <w:t xml:space="preserve">  </w:t>
+      </w:r>
+      <w:proofErr w:type="gramStart"/>
+      <w:r>
+        <w:rPr>
+          <w:lang w:val="es-ES"/>
+        </w:rPr>
+        <w:t>false,  /</w:t>
+      </w:r>
+      <w:proofErr w:type="gramEnd"/>
+      <w:r>
+        <w:rPr>
+          <w:lang w:val="es-ES"/>
+        </w:rPr>
+        <w:t>/ Brake</w:t>
       </w:r>
     </w:p>
     <w:p>
@@ -4536,18 +4744,35 @@
       </w:pPr>
     </w:p>
     <w:p>
-      <w:pPr>
-        <w:spacing w:after="0" w:line="240" w:lineRule="auto"/>
-        <w:rPr>
-          <w:lang w:val="es-ES"/>
-        </w:rPr>
-      </w:pPr>
-      <w:r>
-        <w:rPr>
-          <w:lang w:val="es-ES"/>
-        </w:rPr>
-        <w:t>// Lectura promediada del potenciómetro Z</w:t>
-      </w:r>
+      <w:r>
+        <w:rPr>
+          <w:lang w:val="es-ES"/>
+        </w:rPr>
+        <w:t xml:space="preserve">// </w:t>
+      </w:r>
+      <w:r>
+        <w:t>Esta función realiza ocho lecturas consecutivas de</w:t>
+      </w:r>
+      <w:r>
+        <w:t xml:space="preserve">l </w:t>
+      </w:r>
+      <w:r>
+        <w:t>potenciómetro conectado al pin A3. Las lecturas se suman y se calcula su promedio para obtener un valor más estable y reducir pequeñas variaciones.</w:t>
+      </w:r>
+      <w:r>
+        <w:t xml:space="preserve"> </w:t>
+      </w:r>
+      <w:r>
+        <w:t>El resultado es un número dentro del rango analógico habitual de Arduino: de 0 a 1023.</w:t>
+      </w:r>
+    </w:p>
+    <w:p>
+      <w:pPr>
+        <w:spacing w:after="0" w:line="240" w:lineRule="auto"/>
+        <w:rPr>
+          <w:lang w:val="es-ES"/>
+        </w:rPr>
+      </w:pPr>
     </w:p>
     <w:p>
       <w:pPr>
@@ -4571,6 +4796,7 @@
         <w:t xml:space="preserve"> </w:t>
       </w:r>
       <w:proofErr w:type="spellStart"/>
+      <w:proofErr w:type="gramStart"/>
       <w:r>
         <w:rPr>
           <w:lang w:val="es-ES"/>
@@ -4582,7 +4808,14 @@
         <w:rPr>
           <w:lang w:val="es-ES"/>
         </w:rPr>
-        <w:t>() {</w:t>
+        <w:t>(</w:t>
+      </w:r>
+      <w:proofErr w:type="gramEnd"/>
+      <w:r>
+        <w:rPr>
+          <w:lang w:val="es-ES"/>
+        </w:rPr>
+        <w:t>) {</w:t>
       </w:r>
     </w:p>
     <w:p>
@@ -4719,6 +4952,7 @@
         <w:t xml:space="preserve">    </w:t>
       </w:r>
       <w:proofErr w:type="spellStart"/>
+      <w:proofErr w:type="gramStart"/>
       <w:r>
         <w:rPr>
           <w:lang w:val="es-ES"/>
@@ -4730,7 +4964,14 @@
         <w:rPr>
           <w:lang w:val="es-ES"/>
         </w:rPr>
-        <w:t>(500);</w:t>
+        <w:t>(</w:t>
+      </w:r>
+      <w:proofErr w:type="gramEnd"/>
+      <w:r>
+        <w:rPr>
+          <w:lang w:val="es-ES"/>
+        </w:rPr>
+        <w:t>500);</w:t>
       </w:r>
     </w:p>
     <w:p>
@@ -4817,7 +5058,6 @@
         <w:rPr>
           <w:lang w:val="es-ES"/>
         </w:rPr>
-        <w:lastRenderedPageBreak/>
         <w:t>void</w:t>
       </w:r>
       <w:proofErr w:type="spellEnd"/>
@@ -4828,6 +5068,7 @@
         <w:t xml:space="preserve"> </w:t>
       </w:r>
       <w:proofErr w:type="spellStart"/>
+      <w:proofErr w:type="gramStart"/>
       <w:r>
         <w:rPr>
           <w:lang w:val="es-ES"/>
@@ -4839,7 +5080,14 @@
         <w:rPr>
           <w:lang w:val="es-ES"/>
         </w:rPr>
-        <w:t>() {</w:t>
+        <w:t>(</w:t>
+      </w:r>
+      <w:proofErr w:type="gramEnd"/>
+      <w:r>
+        <w:rPr>
+          <w:lang w:val="es-ES"/>
+        </w:rPr>
+        <w:t>) {</w:t>
       </w:r>
     </w:p>
     <w:p>
@@ -5070,6 +5318,7 @@
         <w:t xml:space="preserve"> </w:t>
       </w:r>
       <w:proofErr w:type="spellStart"/>
+      <w:proofErr w:type="gramStart"/>
       <w:r>
         <w:rPr>
           <w:lang w:val="es-ES"/>
@@ -5081,7 +5330,14 @@
         <w:rPr>
           <w:lang w:val="es-ES"/>
         </w:rPr>
-        <w:t>() {</w:t>
+        <w:t>(</w:t>
+      </w:r>
+      <w:proofErr w:type="gramEnd"/>
+      <w:r>
+        <w:rPr>
+          <w:lang w:val="es-ES"/>
+        </w:rPr>
+        <w:t>) {</w:t>
       </w:r>
     </w:p>
     <w:p>
@@ -5302,6 +5558,7 @@
         <w:t xml:space="preserve"> = </w:t>
       </w:r>
       <w:proofErr w:type="spellStart"/>
+      <w:proofErr w:type="gramStart"/>
       <w:r>
         <w:rPr>
           <w:lang w:val="es-ES"/>
@@ -5315,6 +5572,7 @@
         </w:rPr>
         <w:t>(</w:t>
       </w:r>
+      <w:proofErr w:type="gramEnd"/>
     </w:p>
     <w:p>
       <w:pPr>
@@ -5330,6 +5588,7 @@
         <w:t xml:space="preserve">    </w:t>
       </w:r>
       <w:proofErr w:type="spellStart"/>
+      <w:proofErr w:type="gramStart"/>
       <w:r>
         <w:rPr>
           <w:lang w:val="es-ES"/>
@@ -5344,6 +5603,7 @@
         <w:t>(</w:t>
       </w:r>
       <w:proofErr w:type="spellStart"/>
+      <w:proofErr w:type="gramEnd"/>
       <w:r>
         <w:rPr>
           <w:lang w:val="es-ES"/>
@@ -5436,6 +5696,7 @@
         <w:t xml:space="preserve"> = </w:t>
       </w:r>
       <w:proofErr w:type="spellStart"/>
+      <w:proofErr w:type="gramStart"/>
       <w:r>
         <w:rPr>
           <w:lang w:val="es-ES"/>
@@ -5449,6 +5710,7 @@
         </w:rPr>
         <w:t>(</w:t>
       </w:r>
+      <w:proofErr w:type="gramEnd"/>
     </w:p>
     <w:p>
       <w:pPr>
@@ -5464,6 +5726,7 @@
         <w:t xml:space="preserve">    </w:t>
       </w:r>
       <w:proofErr w:type="spellStart"/>
+      <w:proofErr w:type="gramStart"/>
       <w:r>
         <w:rPr>
           <w:lang w:val="es-ES"/>
@@ -5478,6 +5741,7 @@
         <w:t>(</w:t>
       </w:r>
       <w:proofErr w:type="spellStart"/>
+      <w:proofErr w:type="gramEnd"/>
       <w:r>
         <w:rPr>
           <w:lang w:val="es-ES"/>
@@ -5662,6 +5926,7 @@
         <w:t xml:space="preserve"> = </w:t>
       </w:r>
       <w:proofErr w:type="spellStart"/>
+      <w:proofErr w:type="gramStart"/>
       <w:r>
         <w:rPr>
           <w:lang w:val="es-ES"/>
@@ -5673,7 +5938,14 @@
         <w:rPr>
           <w:lang w:val="es-ES"/>
         </w:rPr>
-        <w:t>();</w:t>
+        <w:t>(</w:t>
+      </w:r>
+      <w:proofErr w:type="gramEnd"/>
+      <w:r>
+        <w:rPr>
+          <w:lang w:val="es-ES"/>
+        </w:rPr>
+        <w:t>);</w:t>
       </w:r>
     </w:p>
     <w:p>
@@ -5768,6 +6040,7 @@
         <w:t xml:space="preserve"> = </w:t>
       </w:r>
       <w:proofErr w:type="spellStart"/>
+      <w:proofErr w:type="gramStart"/>
       <w:r>
         <w:rPr>
           <w:lang w:val="es-ES"/>
@@ -5782,6 +6055,7 @@
         <w:t>(</w:t>
       </w:r>
       <w:proofErr w:type="spellStart"/>
+      <w:proofErr w:type="gramEnd"/>
       <w:r>
         <w:rPr>
           <w:lang w:val="es-ES"/>
@@ -6170,6 +6444,7 @@
         <w:t xml:space="preserve">  </w:t>
       </w:r>
       <w:proofErr w:type="spellStart"/>
+      <w:proofErr w:type="gramStart"/>
       <w:r>
         <w:rPr>
           <w:lang w:val="es-ES"/>
@@ -6181,7 +6456,14 @@
         <w:rPr>
           <w:lang w:val="es-ES"/>
         </w:rPr>
-        <w:t>(20);</w:t>
+        <w:t>(</w:t>
+      </w:r>
+      <w:proofErr w:type="gramEnd"/>
+      <w:r>
+        <w:rPr>
+          <w:lang w:val="es-ES"/>
+        </w:rPr>
+        <w:t>20);</w:t>
       </w:r>
     </w:p>
     <w:p>
@@ -8882,7 +9164,6 @@
   <w:style w:type="character" w:default="1" w:styleId="Fuentedeprrafopredeter">
     <w:name w:val="Default Paragraph Font"/>
     <w:uiPriority w:val="1"/>
-    <w:semiHidden/>
     <w:unhideWhenUsed/>
   </w:style>
   <w:style w:type="table" w:default="1" w:styleId="Tablanormal">
@@ -8980,7 +9261,7 @@
       <w:lang w:eastAsia="es-AR"/>
     </w:rPr>
   </w:style>
-  <w:style w:type="character" w:styleId="Fuerte">
+  <w:style w:type="character" w:styleId="Textoennegrita">
     <w:name w:val="Strong"/>
     <w:basedOn w:val="Fuentedeprrafopredeter"/>
     <w:uiPriority w:val="22"/>
@@ -9147,6 +9428,36 @@
       <w:sz w:val="24"/>
       <w:szCs w:val="24"/>
       <w:lang w:eastAsia="es-AR"/>
+    </w:rPr>
+  </w:style>
+  <w:style w:type="paragraph" w:styleId="HTMLconformatoprevio">
+    <w:name w:val="HTML Preformatted"/>
+    <w:basedOn w:val="Normal"/>
+    <w:link w:val="HTMLconformatoprevioCar"/>
+    <w:uiPriority w:val="99"/>
+    <w:semiHidden/>
+    <w:unhideWhenUsed/>
+    <w:rsid w:val="00161698"/>
+    <w:pPr>
+      <w:spacing w:after="0" w:line="240" w:lineRule="auto"/>
+    </w:pPr>
+    <w:rPr>
+      <w:rFonts w:ascii="Consolas" w:hAnsi="Consolas"/>
+      <w:sz w:val="20"/>
+      <w:szCs w:val="20"/>
+    </w:rPr>
+  </w:style>
+  <w:style w:type="character" w:customStyle="1" w:styleId="HTMLconformatoprevioCar">
+    <w:name w:val="HTML con formato previo Car"/>
+    <w:basedOn w:val="Fuentedeprrafopredeter"/>
+    <w:link w:val="HTMLconformatoprevio"/>
+    <w:uiPriority w:val="99"/>
+    <w:semiHidden/>
+    <w:rsid w:val="00161698"/>
+    <w:rPr>
+      <w:rFonts w:ascii="Consolas" w:hAnsi="Consolas"/>
+      <w:sz w:val="20"/>
+      <w:szCs w:val="20"/>
     </w:rPr>
   </w:style>
 </w:styles>
